--- a/templates/F10.docx
+++ b/templates/F10.docx
@@ -37,13 +37,6 @@
         </w:rPr>
         <w:tab/>
       </w:r>
-      <w:r>
-        <w:rPr>
-          <w:b/>
-          <w:bCs/>
-        </w:rPr>
-        <w:tab/>
-      </w:r>
     </w:p>
     <w:p>
       <w:pPr>
@@ -67,29 +60,94 @@
         <w:spacing w:line="480" w:lineRule="auto"/>
         <w:jc w:val="center"/>
         <w:rPr>
-          <w:lang w:val="nl-NL"/>
-        </w:rPr>
-      </w:pPr>
-      <w:r>
-        <w:rPr>
-          <w:b/>
-          <w:bCs/>
-        </w:rPr>
-        <w:t>KEGIATAN</w:t>
-      </w:r>
-      <w:r>
-        <w:rPr>
-          <w:b/>
-          <w:bCs/>
-          <w:lang w:val="nl-NL"/>
-        </w:rPr>
-        <w:t>{{PEKERJAAN}}</w:t>
-      </w:r>
-      <w:r>
-        <w:rPr>
-          <w:lang w:val="nl-NL"/>
+          <w:b/>
+          <w:bCs/>
+        </w:rPr>
+      </w:pPr>
+      <w:r>
+        <w:rPr>
+          <w:b/>
+          <w:bCs/>
+        </w:rPr>
+        <w:t>{{</w:t>
+      </w:r>
+      <w:proofErr w:type="spellStart"/>
+      <w:r>
+        <w:rPr>
+          <w:b/>
+          <w:bCs/>
+        </w:rPr>
+        <w:t>pekerjaan</w:t>
+      </w:r>
+      <w:proofErr w:type="spellEnd"/>
+      <w:r>
+        <w:rPr>
+          <w:b/>
+          <w:bCs/>
+        </w:rPr>
+        <w:t>}}</w:t>
+      </w:r>
+      <w:r>
+        <w:rPr>
+          <w:b/>
+          <w:bCs/>
         </w:rPr>
         <w:t xml:space="preserve"> </w:t>
+      </w:r>
+    </w:p>
+    <w:p>
+      <w:pPr>
+        <w:jc w:val="center"/>
+        <w:rPr>
+          <w:b/>
+          <w:bCs/>
+        </w:rPr>
+      </w:pPr>
+      <w:proofErr w:type="gramStart"/>
+      <w:r>
+        <w:rPr>
+          <w:b/>
+          <w:bCs/>
+        </w:rPr>
+        <w:t>No :</w:t>
+      </w:r>
+      <w:proofErr w:type="gramEnd"/>
+      <w:r>
+        <w:rPr>
+          <w:b/>
+          <w:bCs/>
+        </w:rPr>
+        <w:t xml:space="preserve"> </w:t>
+      </w:r>
+      <w:r>
+        <w:rPr>
+          <w:b/>
+          <w:bCs/>
+        </w:rPr>
+        <w:t>{{</w:t>
+      </w:r>
+      <w:proofErr w:type="spellStart"/>
+      <w:r>
+        <w:rPr>
+          <w:b/>
+          <w:bCs/>
+        </w:rPr>
+        <w:t>nomorSurat</w:t>
+      </w:r>
+      <w:proofErr w:type="spellEnd"/>
+      <w:r>
+        <w:rPr>
+          <w:b/>
+          <w:bCs/>
+        </w:rPr>
+        <w:t>}}</w:t>
+      </w:r>
+      <w:r>
+        <w:rPr>
+          <w:b/>
+          <w:bCs/>
+        </w:rPr>
+        <w:tab/>
       </w:r>
     </w:p>
     <w:p>
@@ -109,6 +167,7 @@
         <w:t>Hari/</w:t>
       </w:r>
       <w:proofErr w:type="spellStart"/>
+      <w:proofErr w:type="gramStart"/>
       <w:r>
         <w:rPr>
           <w:b/>
@@ -122,7 +181,15 @@
           <w:b/>
           <w:bCs/>
         </w:rPr>
-        <w:t xml:space="preserve"> : </w:t>
+        <w:t xml:space="preserve"> :</w:t>
+      </w:r>
+      <w:proofErr w:type="gramEnd"/>
+      <w:r>
+        <w:rPr>
+          <w:b/>
+          <w:bCs/>
+        </w:rPr>
+        <w:t xml:space="preserve"> </w:t>
       </w:r>
       <w:r>
         <w:rPr>
@@ -805,6 +872,55 @@
     </w:p>
     <w:p>
       <w:pPr>
+        <w:jc w:val="center"/>
+        <w:rPr>
+          <w:rFonts w:ascii="Arial" w:eastAsia="Arial" w:hAnsi="Arial" w:cs="Arial"/>
+          <w:b/>
+          <w:bCs/>
+        </w:rPr>
+      </w:pPr>
+      <w:proofErr w:type="gramStart"/>
+      <w:r>
+        <w:rPr>
+          <w:b/>
+          <w:bCs/>
+        </w:rPr>
+        <w:t>No :</w:t>
+      </w:r>
+      <w:proofErr w:type="gramEnd"/>
+      <w:r>
+        <w:rPr>
+          <w:b/>
+          <w:bCs/>
+        </w:rPr>
+        <w:t xml:space="preserve"> </w:t>
+      </w:r>
+      <w:r>
+        <w:rPr>
+          <w:b/>
+          <w:bCs/>
+        </w:rPr>
+        <w:t>{{</w:t>
+      </w:r>
+      <w:proofErr w:type="spellStart"/>
+      <w:r>
+        <w:rPr>
+          <w:b/>
+          <w:bCs/>
+        </w:rPr>
+        <w:t>nomorSurat</w:t>
+      </w:r>
+      <w:proofErr w:type="spellEnd"/>
+      <w:r>
+        <w:rPr>
+          <w:b/>
+          <w:bCs/>
+        </w:rPr>
+        <w:t>}}</w:t>
+      </w:r>
+    </w:p>
+    <w:p>
+      <w:pPr>
         <w:rPr>
           <w:rFonts w:ascii="Arial" w:eastAsia="Arial" w:hAnsi="Arial" w:cs="Arial"/>
           <w:b/>
@@ -847,6 +963,7 @@
         <w:t xml:space="preserve">Agenda </w:t>
       </w:r>
       <w:proofErr w:type="spellStart"/>
+      <w:proofErr w:type="gramStart"/>
       <w:r>
         <w:rPr>
           <w:rFonts w:ascii="Arial" w:eastAsia="Arial" w:hAnsi="Arial" w:cs="Arial"/>
@@ -864,6 +981,7 @@
         </w:rPr>
         <w:t xml:space="preserve"> :</w:t>
       </w:r>
+      <w:proofErr w:type="gramEnd"/>
     </w:p>
     <w:p>
       <w:pPr>
@@ -965,6 +1083,7 @@
         <w:t xml:space="preserve">/Tanya Jawab </w:t>
       </w:r>
       <w:proofErr w:type="spellStart"/>
+      <w:proofErr w:type="gramStart"/>
       <w:r>
         <w:rPr>
           <w:rFonts w:ascii="Arial" w:eastAsia="Arial" w:hAnsi="Arial" w:cs="Arial"/>
@@ -982,6 +1101,7 @@
         </w:rPr>
         <w:t xml:space="preserve"> :</w:t>
       </w:r>
+      <w:proofErr w:type="gramEnd"/>
     </w:p>
     <w:p>
       <w:pPr>
@@ -1284,24 +1404,6 @@
         <w:tab/>
         <w:t>NIP</w:t>
       </w:r>
-    </w:p>
-    <w:p>
-      <w:pPr>
-        <w:rPr>
-          <w:rFonts w:ascii="Arial" w:eastAsia="Arial" w:hAnsi="Arial" w:cs="Arial"/>
-          <w:b/>
-          <w:bCs/>
-        </w:rPr>
-      </w:pPr>
-    </w:p>
-    <w:p>
-      <w:pPr>
-        <w:rPr>
-          <w:rFonts w:ascii="Arial" w:eastAsia="Arial" w:hAnsi="Arial" w:cs="Arial"/>
-          <w:b/>
-          <w:bCs/>
-        </w:rPr>
-      </w:pPr>
     </w:p>
     <w:p>
       <w:pPr>
@@ -1460,7 +1562,7 @@
         <w:noProof/>
       </w:rPr>
       <mc:AlternateContent>
-        <mc:Choice Requires="wpg">
+        <mc:Choice Requires="wps">
           <w:drawing>
             <wp:anchor distT="0" distB="0" distL="114300" distR="114300" simplePos="0" relativeHeight="251659264" behindDoc="0" locked="0" layoutInCell="1" hidden="0" allowOverlap="1" wp14:anchorId="2427C975" wp14:editId="25686459">
               <wp:simplePos x="0" y="0"/>
@@ -1510,47 +1612,20 @@
             </wp:anchor>
           </w:drawing>
         </mc:Choice>
-        <mc:Fallback xmlns:cr="http://schemas.microsoft.com/office/comments/2020/reactions" xmlns="http://schemas.microsoft.com/office/tasks/2019/documenttasks" xmlns:dgm="http://schemas.openxmlformats.org/drawingml/2006/diagram" xmlns:lc="http://schemas.openxmlformats.org/drawingml/2006/lockedCanvas" xmlns:c="http://schemas.openxmlformats.org/drawingml/2006/chart" xmlns:pic="http://schemas.openxmlformats.org/drawingml/2006/picture" xmlns:a="http://schemas.openxmlformats.org/drawingml/2006/main" xmlns:sl="http://schemas.openxmlformats.org/schemaLibrary/2006/main">
-          <w:drawing>
-            <wp:anchor allowOverlap="1" behindDoc="0" distB="0" distT="0" distL="114300" distR="114300" hidden="0" layoutInCell="1" locked="0" relativeHeight="0" simplePos="0">
-              <wp:simplePos x="0" y="0"/>
-              <wp:positionH relativeFrom="column">
-                <wp:posOffset>-866136</wp:posOffset>
-              </wp:positionH>
-              <wp:positionV relativeFrom="paragraph">
-                <wp:posOffset>-371472</wp:posOffset>
-              </wp:positionV>
-              <wp:extent cx="271145" cy="285750"/>
-              <wp:effectExtent b="0" l="0" r="0" t="0"/>
-              <wp:wrapNone/>
-              <wp:docPr id="574738307" name="image3.png"/>
-              <a:graphic>
-                <a:graphicData uri="http://schemas.openxmlformats.org/drawingml/2006/picture">
-                  <pic:pic>
-                    <pic:nvPicPr>
-                      <pic:cNvPr id="0" name="image3.png"/>
-                      <pic:cNvPicPr preferRelativeResize="0"/>
-                    </pic:nvPicPr>
-                    <pic:blipFill>
-                      <a:blip r:embed="rId2"/>
-                      <a:srcRect/>
-                      <a:stretch>
-                        <a:fillRect/>
-                      </a:stretch>
-                    </pic:blipFill>
-                    <pic:spPr>
-                      <a:xfrm>
-                        <a:off x="0" y="0"/>
-                        <a:ext cx="271145" cy="285750"/>
-                      </a:xfrm>
-                      <a:prstGeom prst="rect"/>
-                      <a:ln/>
-                    </pic:spPr>
-                  </pic:pic>
-                </a:graphicData>
-              </a:graphic>
-            </wp:anchor>
-          </w:drawing>
+        <mc:Fallback>
+          <w:pict>
+            <v:rect w14:anchorId="2427C975" id="Rectangle 574738307" o:spid="_x0000_s1026" style="position:absolute;margin-left:-68.2pt;margin-top:-29.25pt;width:21.35pt;height:22.5pt;z-index:251659264;visibility:visible;mso-wrap-style:square;mso-wrap-distance-left:9pt;mso-wrap-distance-top:0;mso-wrap-distance-right:9pt;mso-wrap-distance-bottom:0;mso-position-horizontal:absolute;mso-position-horizontal-relative:text;mso-position-vertical:absolute;mso-position-vertical-relative:text;v-text-anchor:top" o:gfxdata="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" filled="f" stroked="f">
+              <v:textbox inset="2.53958mm,1.2694mm,2.53958mm,1.2694mm">
+                <w:txbxContent>
+                  <w:p>
+                    <w:pPr>
+                      <w:textDirection w:val="btLr"/>
+                    </w:pPr>
+                  </w:p>
+                </w:txbxContent>
+              </v:textbox>
+            </v:rect>
+          </w:pict>
         </mc:Fallback>
       </mc:AlternateContent>
     </w:r>
@@ -1559,7 +1634,7 @@
         <w:noProof/>
       </w:rPr>
       <mc:AlternateContent>
-        <mc:Choice Requires="wpg">
+        <mc:Choice Requires="wps">
           <w:drawing>
             <wp:anchor distT="0" distB="0" distL="114300" distR="114300" simplePos="0" relativeHeight="251660288" behindDoc="0" locked="0" layoutInCell="1" hidden="0" allowOverlap="1" wp14:anchorId="30DE71D1" wp14:editId="60C11D57">
               <wp:simplePos x="0" y="0"/>
@@ -1609,47 +1684,20 @@
             </wp:anchor>
           </w:drawing>
         </mc:Choice>
-        <mc:Fallback xmlns:cr="http://schemas.microsoft.com/office/comments/2020/reactions" xmlns="http://schemas.microsoft.com/office/tasks/2019/documenttasks" xmlns:dgm="http://schemas.openxmlformats.org/drawingml/2006/diagram" xmlns:lc="http://schemas.openxmlformats.org/drawingml/2006/lockedCanvas" xmlns:c="http://schemas.openxmlformats.org/drawingml/2006/chart" xmlns:pic="http://schemas.openxmlformats.org/drawingml/2006/picture" xmlns:a="http://schemas.openxmlformats.org/drawingml/2006/main" xmlns:sl="http://schemas.openxmlformats.org/schemaLibrary/2006/main">
-          <w:drawing>
-            <wp:anchor allowOverlap="1" behindDoc="0" distB="0" distT="0" distL="114300" distR="114300" hidden="0" layoutInCell="1" locked="0" relativeHeight="0" simplePos="0">
-              <wp:simplePos x="0" y="0"/>
-              <wp:positionH relativeFrom="column">
-                <wp:posOffset>-866136</wp:posOffset>
-              </wp:positionH>
-              <wp:positionV relativeFrom="paragraph">
-                <wp:posOffset>-371472</wp:posOffset>
-              </wp:positionV>
-              <wp:extent cx="271145" cy="285750"/>
-              <wp:effectExtent b="0" l="0" r="0" t="0"/>
-              <wp:wrapNone/>
-              <wp:docPr id="574738306" name="image2.png"/>
-              <a:graphic>
-                <a:graphicData uri="http://schemas.openxmlformats.org/drawingml/2006/picture">
-                  <pic:pic>
-                    <pic:nvPicPr>
-                      <pic:cNvPr id="0" name="image2.png"/>
-                      <pic:cNvPicPr preferRelativeResize="0"/>
-                    </pic:nvPicPr>
-                    <pic:blipFill>
-                      <a:blip r:embed="rId2"/>
-                      <a:srcRect/>
-                      <a:stretch>
-                        <a:fillRect/>
-                      </a:stretch>
-                    </pic:blipFill>
-                    <pic:spPr>
-                      <a:xfrm>
-                        <a:off x="0" y="0"/>
-                        <a:ext cx="271145" cy="285750"/>
-                      </a:xfrm>
-                      <a:prstGeom prst="rect"/>
-                      <a:ln/>
-                    </pic:spPr>
-                  </pic:pic>
-                </a:graphicData>
-              </a:graphic>
-            </wp:anchor>
-          </w:drawing>
+        <mc:Fallback>
+          <w:pict>
+            <v:rect w14:anchorId="30DE71D1" id="Rectangle 574738306" o:spid="_x0000_s1027" style="position:absolute;margin-left:-68.2pt;margin-top:-29.25pt;width:21.35pt;height:22.5pt;z-index:251660288;visibility:visible;mso-wrap-style:square;mso-wrap-distance-left:9pt;mso-wrap-distance-top:0;mso-wrap-distance-right:9pt;mso-wrap-distance-bottom:0;mso-position-horizontal:absolute;mso-position-horizontal-relative:text;mso-position-vertical:absolute;mso-position-vertical-relative:text;v-text-anchor:top" o:gfxdata="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" filled="f" stroked="f">
+              <v:textbox inset="2.53958mm,1.2694mm,2.53958mm,1.2694mm">
+                <w:txbxContent>
+                  <w:p>
+                    <w:pPr>
+                      <w:textDirection w:val="btLr"/>
+                    </w:pPr>
+                  </w:p>
+                </w:txbxContent>
+              </v:textbox>
+            </v:rect>
+          </w:pict>
         </mc:Fallback>
       </mc:AlternateContent>
     </w:r>
